--- a/문서/기관별/질의서_경기도체육회.docx
+++ b/문서/기관별/질의서_경기도체육회.docx
@@ -44,7 +44,7 @@
           <w:color w:val="6B7280"/>
           <w:sz w:val="20"/>
         </w:rPr>
-        <w:t>2026년 행정사무감사 · 작성 2026. 09. 18.</w:t>
+        <w:t>2026년 행정사무감사 · 작성 2026. 09. 23.</w:t>
       </w:r>
     </w:p>
     <w:p>

--- a/문서/기관별/질의서_경기도체육회.docx
+++ b/문서/기관별/질의서_경기도체육회.docx
@@ -44,7 +44,7 @@
           <w:color w:val="6B7280"/>
           <w:sz w:val="20"/>
         </w:rPr>
-        <w:t>2026년 행정사무감사 · 작성 2026. 09. 23.</w:t>
+        <w:t>2026년 행정사무감사 · 작성 2026. 09. 28.</w:t>
       </w:r>
     </w:p>
     <w:p>

--- a/문서/기관별/질의서_경기도체육회.docx
+++ b/문서/기관별/질의서_경기도체육회.docx
@@ -44,7 +44,7 @@
           <w:color w:val="6B7280"/>
           <w:sz w:val="20"/>
         </w:rPr>
-        <w:t>2026년 행정사무감사 · 작성 2026. 09. 28.</w:t>
+        <w:t>2026년 행정사무감사 · 작성 2026. 10. 01.</w:t>
       </w:r>
     </w:p>
     <w:p>
@@ -579,6 +579,62 @@
     </w:p>
     <w:p>
       <w:pPr>
+        <w:spacing w:after="20" w:before="0" w:line="324" w:lineRule="auto"/>
+        <w:ind w:left="113"/>
+      </w:pPr>
+      <w:r>
+        <w:rPr>
+          <w:rFonts w:ascii="맑은 고딕" w:hAnsi="맑은 고딕" w:eastAsia="맑은 고딕"/>
+          <w:b/>
+          <w:sz w:val="21"/>
+        </w:rPr>
+        <w:t xml:space="preserve">7. </w:t>
+      </w:r>
+      <w:r>
+        <w:rPr>
+          <w:rFonts w:ascii="맑은 고딕" w:hAnsi="맑은 고딕" w:eastAsia="맑은 고딕"/>
+          <w:b/>
+          <w:sz w:val="21"/>
+        </w:rPr>
+        <w:t>업무추진비 관리 — 타 시도 체육회 횡령 의혹</w:t>
+      </w:r>
+    </w:p>
+    <w:p>
+      <w:pPr>
+        <w:spacing w:after="20" w:before="0" w:line="324" w:lineRule="auto"/>
+        <w:ind w:left="454"/>
+      </w:pPr>
+      <w:r>
+        <w:rPr>
+          <w:rFonts w:ascii="맑은 고딕" w:hAnsi="맑은 고딕" w:eastAsia="맑은 고딕"/>
+          <w:b w:val="0"/>
+          <w:sz w:val="21"/>
+        </w:rPr>
+        <w:t>제주도체육회에서 업무추진비 횡령 의혹이 불거져 자료 대조가 진행 중입니다. 경기도체육회와 시군체육회의 업무추진비 집행 증빙·사후 점검 체계는 어떻게 운영되고 있으며, 최근 3년간 부적정 집행으로 환수·징계한 사례가 있습니까?</w:t>
+      </w:r>
+    </w:p>
+    <w:p>
+      <w:pPr>
+        <w:spacing w:after="0" w:before="0" w:line="324" w:lineRule="auto"/>
+        <w:ind w:left="454"/>
+      </w:pPr>
+      <w:r>
+        <w:rPr>
+          <w:rFonts w:ascii="맑은 고딕" w:hAnsi="맑은 고딕" w:eastAsia="맑은 고딕"/>
+          <w:b w:val="0"/>
+          <w:color w:val="6B7280"/>
+          <w:sz w:val="19"/>
+        </w:rPr>
+        <w:t>· 배경: 제주도민일보 2026.9.30 ‘제주도체육회 업추비 횡령 의혹 자료 대조중’</w:t>
+      </w:r>
+    </w:p>
+    <w:p>
+      <w:pPr>
+        <w:spacing w:after="60" w:before="0" w:line="324" w:lineRule="auto"/>
+      </w:pPr>
+    </w:p>
+    <w:p>
+      <w:pPr>
         <w:spacing w:after="40" w:before="0" w:line="324" w:lineRule="auto"/>
       </w:pPr>
       <w:r>

--- a/문서/기관별/질의서_경기도체육회.docx
+++ b/문서/기관별/질의서_경기도체육회.docx
@@ -44,7 +44,7 @@
           <w:color w:val="6B7280"/>
           <w:sz w:val="20"/>
         </w:rPr>
-        <w:t>2026년 행정사무감사 · 작성 2026. 10. 01.</w:t>
+        <w:t>2026년 행정사무감사 · 작성 2026. 10. 02.</w:t>
       </w:r>
     </w:p>
     <w:p>
@@ -635,6 +635,92 @@
     </w:p>
     <w:p>
       <w:pPr>
+        <w:spacing w:after="20" w:before="0" w:line="324" w:lineRule="auto"/>
+        <w:ind w:left="113"/>
+      </w:pPr>
+      <w:r>
+        <w:rPr>
+          <w:rFonts w:ascii="맑은 고딕" w:hAnsi="맑은 고딕" w:eastAsia="맑은 고딕"/>
+          <w:b/>
+          <w:sz w:val="21"/>
+        </w:rPr>
+        <w:t xml:space="preserve">8. </w:t>
+      </w:r>
+      <w:r>
+        <w:rPr>
+          <w:rFonts w:ascii="맑은 고딕" w:hAnsi="맑은 고딕" w:eastAsia="맑은 고딕"/>
+          <w:b/>
+          <w:sz w:val="21"/>
+        </w:rPr>
+        <w:t>시군체육회 관리단체 지정 기준 편차</w:t>
+      </w:r>
+    </w:p>
+    <w:p>
+      <w:pPr>
+        <w:spacing w:after="20" w:before="0" w:line="324" w:lineRule="auto"/>
+        <w:ind w:left="454"/>
+      </w:pPr>
+      <w:r>
+        <w:rPr>
+          <w:rFonts w:ascii="맑은 고딕" w:hAnsi="맑은 고딕" w:eastAsia="맑은 고딕"/>
+          <w:b w:val="0"/>
+          <w:sz w:val="21"/>
+        </w:rPr>
+        <w:t>고양시체육회는 회장 선거 미실시로 대의원 자격정지된 종목단체가 5곳인데도 1년 넘게 관리단체 지정이 없고, 의정부시체육회는 49개 중 10개 단체를 관리단체로 지정했습니다. 같은 도 안에서 시군체육회마다 제재 기준이 다른 데 대해 도체육회는 어떤 지도·점검을 하고 있습니까? 2025 지적(관리단체 정상화 지원체계)의 이행과 함께 시군 단위 관리단체 현황을 파악하고 있습니까?</w:t>
+      </w:r>
+    </w:p>
+    <w:p>
+      <w:pPr>
+        <w:spacing w:after="0" w:before="0" w:line="324" w:lineRule="auto"/>
+        <w:ind w:left="454"/>
+      </w:pPr>
+      <w:r>
+        <w:rPr>
+          <w:rFonts w:ascii="맑은 고딕" w:hAnsi="맑은 고딕" w:eastAsia="맑은 고딕"/>
+          <w:b w:val="0"/>
+          <w:color w:val="6B7280"/>
+          <w:sz w:val="19"/>
+        </w:rPr>
+        <w:t>· 배경: 인천일보 2026.9.28 ‘고양시체육회, 5개 단체 자격정지에도 관리단체 지정 전무…의정부시체육회는 10개’</w:t>
+      </w:r>
+    </w:p>
+    <w:p>
+      <w:pPr>
+        <w:spacing w:after="0" w:before="0" w:line="324" w:lineRule="auto"/>
+        <w:ind w:left="454"/>
+      </w:pPr>
+      <w:r>
+        <w:rPr>
+          <w:rFonts w:ascii="맑은 고딕" w:hAnsi="맑은 고딕" w:eastAsia="맑은 고딕"/>
+          <w:b w:val="0"/>
+          <w:color w:val="6B7280"/>
+          <w:sz w:val="19"/>
+        </w:rPr>
+        <w:t>· 2025 지적: 처리-2(추진 중)</w:t>
+      </w:r>
+    </w:p>
+    <w:p>
+      <w:pPr>
+        <w:spacing w:after="0" w:before="0" w:line="324" w:lineRule="auto"/>
+        <w:ind w:left="454"/>
+      </w:pPr>
+      <w:r>
+        <w:rPr>
+          <w:rFonts w:ascii="맑은 고딕" w:hAnsi="맑은 고딕" w:eastAsia="맑은 고딕"/>
+          <w:b w:val="0"/>
+          <w:color w:val="6B7280"/>
+          <w:sz w:val="19"/>
+        </w:rPr>
+        <w:t>· 관련 자료요구: 도체육회-4</w:t>
+      </w:r>
+    </w:p>
+    <w:p>
+      <w:pPr>
+        <w:spacing w:after="60" w:before="0" w:line="324" w:lineRule="auto"/>
+      </w:pPr>
+    </w:p>
+    <w:p>
+      <w:pPr>
         <w:spacing w:after="40" w:before="0" w:line="324" w:lineRule="auto"/>
       </w:pPr>
       <w:r>
@@ -767,6 +853,53 @@
           <w:sz w:val="20"/>
         </w:rPr>
         <w:t>- 기한(90일) 초과 건과 사유</w:t>
+      </w:r>
+    </w:p>
+    <w:p>
+      <w:pPr>
+        <w:spacing w:after="40" w:before="0" w:line="324" w:lineRule="auto"/>
+      </w:pPr>
+    </w:p>
+    <w:p>
+      <w:pPr>
+        <w:spacing w:after="0" w:before="0" w:line="324" w:lineRule="auto"/>
+        <w:ind w:left="113"/>
+      </w:pPr>
+      <w:r>
+        <w:rPr>
+          <w:rFonts w:ascii="맑은 고딕" w:hAnsi="맑은 고딕" w:eastAsia="맑은 고딕"/>
+          <w:b/>
+          <w:sz w:val="21"/>
+        </w:rPr>
+        <w:t>[도체육회-4] ∘ 시군체육회 종목단체 관리단체 지정 현황(2024~2026.9.)</w:t>
+      </w:r>
+    </w:p>
+    <w:p>
+      <w:pPr>
+        <w:spacing w:after="0" w:before="0" w:line="324" w:lineRule="auto"/>
+        <w:ind w:left="510"/>
+      </w:pPr>
+      <w:r>
+        <w:rPr>
+          <w:rFonts w:ascii="맑은 고딕" w:hAnsi="맑은 고딕" w:eastAsia="맑은 고딕"/>
+          <w:b w:val="0"/>
+          <w:sz w:val="20"/>
+        </w:rPr>
+        <w:t>- 시군별 종목단체 수, 자격정지·관리단체 지정 건수와 사유</w:t>
+      </w:r>
+    </w:p>
+    <w:p>
+      <w:pPr>
+        <w:spacing w:after="0" w:before="0" w:line="324" w:lineRule="auto"/>
+        <w:ind w:left="510"/>
+      </w:pPr>
+      <w:r>
+        <w:rPr>
+          <w:rFonts w:ascii="맑은 고딕" w:hAnsi="맑은 고딕" w:eastAsia="맑은 고딕"/>
+          <w:b w:val="0"/>
+          <w:sz w:val="20"/>
+        </w:rPr>
+        <w:t>- 지정 유예 단체와 유예 사유, 도체육회 지도·점검 내역</w:t>
       </w:r>
     </w:p>
     <w:p>

--- a/문서/기관별/질의서_경기도체육회.docx
+++ b/문서/기관별/질의서_경기도체육회.docx
@@ -44,7 +44,7 @@
           <w:color w:val="6B7280"/>
           <w:sz w:val="20"/>
         </w:rPr>
-        <w:t>2026년 행정사무감사 · 작성 2026. 10. 02.</w:t>
+        <w:t>2026년 행정사무감사 · 작성 2026. 10. 19.</w:t>
       </w:r>
     </w:p>
     <w:p>
@@ -721,6 +721,150 @@
     </w:p>
     <w:p>
       <w:pPr>
+        <w:spacing w:after="20" w:before="0" w:line="324" w:lineRule="auto"/>
+        <w:ind w:left="113"/>
+      </w:pPr>
+      <w:r>
+        <w:rPr>
+          <w:rFonts w:ascii="맑은 고딕" w:hAnsi="맑은 고딕" w:eastAsia="맑은 고딕"/>
+          <w:b/>
+          <w:color w:val="B91C1C"/>
+          <w:sz w:val="21"/>
+        </w:rPr>
+        <w:t xml:space="preserve">9. 【중점】 </w:t>
+      </w:r>
+      <w:r>
+        <w:rPr>
+          <w:rFonts w:ascii="맑은 고딕" w:hAnsi="맑은 고딕" w:eastAsia="맑은 고딕"/>
+          <w:b/>
+          <w:sz w:val="21"/>
+        </w:rPr>
+        <w:t>민간 체육도장 지도자 관리·인권 사각지대</w:t>
+      </w:r>
+    </w:p>
+    <w:p>
+      <w:pPr>
+        <w:spacing w:after="20" w:before="0" w:line="324" w:lineRule="auto"/>
+        <w:ind w:left="454"/>
+      </w:pPr>
+      <w:r>
+        <w:rPr>
+          <w:rFonts w:ascii="맑은 고딕" w:hAnsi="맑은 고딕" w:eastAsia="맑은 고딕"/>
+          <w:b w:val="0"/>
+          <w:sz w:val="21"/>
+        </w:rPr>
+        <w:t>용인 태권도장에서 6,300여 회 불법촬영과 아동학대 사건이 잇따랐습니다. 피해 아동에는 5세도 있었고 영상은 해외로 유출됐습니다. 경기도체육회는 가맹 종목단체와 시군체육회를 통해 지도자 인권교육과 결격 확인을 하도록 돼 있는데, 사건이 난 민간 도장은 그 관리 범위 안에 있었습니까? 체육지도자 자격·취업제한 조회를 실제로 몇 건이나 했고, 도내 태권도 도장 중 몇 곳이 점검 대상에 들어갑니까?</w:t>
+      </w:r>
+    </w:p>
+    <w:p>
+      <w:pPr>
+        <w:spacing w:after="0" w:before="0" w:line="324" w:lineRule="auto"/>
+        <w:ind w:left="454"/>
+      </w:pPr>
+      <w:r>
+        <w:rPr>
+          <w:rFonts w:ascii="맑은 고딕" w:hAnsi="맑은 고딕" w:eastAsia="맑은 고딕"/>
+          <w:b w:val="0"/>
+          <w:color w:val="6B7280"/>
+          <w:sz w:val="19"/>
+        </w:rPr>
+        <w:t>· 배경: 용인 태권도장 관장 불법촬영 1심 징역 7년(2026.5.28)·2심 검찰 징역 10년 구형(9.17), 미성년 성착취물 제작 추가 송치(6.2), 별건 아동학대 피소(8.25) 보도</w:t>
+      </w:r>
+    </w:p>
+    <w:p>
+      <w:pPr>
+        <w:spacing w:after="0" w:before="0" w:line="324" w:lineRule="auto"/>
+        <w:ind w:left="454"/>
+      </w:pPr>
+      <w:r>
+        <w:rPr>
+          <w:rFonts w:ascii="맑은 고딕" w:hAnsi="맑은 고딕" w:eastAsia="맑은 고딕"/>
+          <w:b w:val="0"/>
+          <w:color w:val="6B7280"/>
+          <w:sz w:val="19"/>
+        </w:rPr>
+        <w:t>· 관련 자료요구: 도체육회-5</w:t>
+      </w:r>
+    </w:p>
+    <w:p>
+      <w:pPr>
+        <w:spacing w:after="60" w:before="0" w:line="324" w:lineRule="auto"/>
+      </w:pPr>
+    </w:p>
+    <w:p>
+      <w:pPr>
+        <w:spacing w:after="20" w:before="0" w:line="324" w:lineRule="auto"/>
+        <w:ind w:left="113"/>
+      </w:pPr>
+      <w:r>
+        <w:rPr>
+          <w:rFonts w:ascii="맑은 고딕" w:hAnsi="맑은 고딕" w:eastAsia="맑은 고딕"/>
+          <w:b/>
+          <w:color w:val="B91C1C"/>
+          <w:sz w:val="21"/>
+        </w:rPr>
+        <w:t xml:space="preserve">10. 【중점】 </w:t>
+      </w:r>
+      <w:r>
+        <w:rPr>
+          <w:rFonts w:ascii="맑은 고딕" w:hAnsi="맑은 고딕" w:eastAsia="맑은 고딕"/>
+          <w:b/>
+          <w:sz w:val="21"/>
+        </w:rPr>
+        <w:t>시군체육회·종목단체 보조금 정산과 세무 처리</w:t>
+      </w:r>
+    </w:p>
+    <w:p>
+      <w:pPr>
+        <w:spacing w:after="20" w:before="0" w:line="324" w:lineRule="auto"/>
+        <w:ind w:left="454"/>
+      </w:pPr>
+      <w:r>
+        <w:rPr>
+          <w:rFonts w:ascii="맑은 고딕" w:hAnsi="맑은 고딕" w:eastAsia="맑은 고딕"/>
+          <w:b w:val="0"/>
+          <w:sz w:val="21"/>
+        </w:rPr>
+        <w:t>10월에만 세종시체육회(야구협회가 10년간 심판수당을 원천징수하지 않음), 영월군체육회(공금 유용 의혹 조사), 부여군체육회(보조사업 18건 정산 지연)가 잇따라 지적됐습니다. 모두 상급 체육회의 관리·감독 부실이 공통 원인입니다. 경기도체육회는 31개 시군체육회와 가맹 종목단체의 보조금 정산과 심판수당 등 사례비 세무 처리를 어떤 주기로 점검합니까? 최근 3년 점검에서 적발한 건수와 환수·시정 내역을 밝혀 주십시오.</w:t>
+      </w:r>
+    </w:p>
+    <w:p>
+      <w:pPr>
+        <w:spacing w:after="0" w:before="0" w:line="324" w:lineRule="auto"/>
+        <w:ind w:left="454"/>
+      </w:pPr>
+      <w:r>
+        <w:rPr>
+          <w:rFonts w:ascii="맑은 고딕" w:hAnsi="맑은 고딕" w:eastAsia="맑은 고딕"/>
+          <w:b w:val="0"/>
+          <w:color w:val="6B7280"/>
+          <w:sz w:val="19"/>
+        </w:rPr>
+        <w:t>· 배경: 세종·영월·부여 체육회 관리 부실 보도(2026.10.14~15)</w:t>
+      </w:r>
+    </w:p>
+    <w:p>
+      <w:pPr>
+        <w:spacing w:after="0" w:before="0" w:line="324" w:lineRule="auto"/>
+        <w:ind w:left="454"/>
+      </w:pPr>
+      <w:r>
+        <w:rPr>
+          <w:rFonts w:ascii="맑은 고딕" w:hAnsi="맑은 고딕" w:eastAsia="맑은 고딕"/>
+          <w:b w:val="0"/>
+          <w:color w:val="6B7280"/>
+          <w:sz w:val="19"/>
+        </w:rPr>
+        <w:t>· 관련 자료요구: 도체육회-6</w:t>
+      </w:r>
+    </w:p>
+    <w:p>
+      <w:pPr>
+        <w:spacing w:after="60" w:before="0" w:line="324" w:lineRule="auto"/>
+      </w:pPr>
+    </w:p>
+    <w:p>
+      <w:pPr>
         <w:spacing w:after="40" w:before="0" w:line="324" w:lineRule="auto"/>
       </w:pPr>
       <w:r>
@@ -900,6 +1044,184 @@
           <w:sz w:val="20"/>
         </w:rPr>
         <w:t>- 지정 유예 단체와 유예 사유, 도체육회 지도·점검 내역</w:t>
+      </w:r>
+    </w:p>
+    <w:p>
+      <w:pPr>
+        <w:spacing w:after="40" w:before="0" w:line="324" w:lineRule="auto"/>
+      </w:pPr>
+    </w:p>
+    <w:p>
+      <w:pPr>
+        <w:spacing w:after="0" w:before="0" w:line="324" w:lineRule="auto"/>
+        <w:ind w:left="113"/>
+      </w:pPr>
+      <w:r>
+        <w:rPr>
+          <w:rFonts w:ascii="맑은 고딕" w:hAnsi="맑은 고딕" w:eastAsia="맑은 고딕"/>
+          <w:b/>
+          <w:sz w:val="21"/>
+        </w:rPr>
+        <w:t>[도체육회-5] ∘ 민간 체육도장·종목단체 지도자 관리 현황 (2024~2026. 10.)</w:t>
+      </w:r>
+    </w:p>
+    <w:p>
+      <w:pPr>
+        <w:spacing w:after="0" w:before="0" w:line="324" w:lineRule="auto"/>
+        <w:ind w:left="510"/>
+      </w:pPr>
+      <w:r>
+        <w:rPr>
+          <w:rFonts w:ascii="맑은 고딕" w:hAnsi="맑은 고딕" w:eastAsia="맑은 고딕"/>
+          <w:b w:val="0"/>
+          <w:sz w:val="20"/>
+        </w:rPr>
+        <w:t>- 도내 태권도 등 민간 체육도장 현황과 체육회·시군체육회·종목단체 관리 범위(가맹·비가맹 구분)</w:t>
+      </w:r>
+    </w:p>
+    <w:p>
+      <w:pPr>
+        <w:spacing w:after="0" w:before="0" w:line="324" w:lineRule="auto"/>
+        <w:ind w:left="510"/>
+      </w:pPr>
+      <w:r>
+        <w:rPr>
+          <w:rFonts w:ascii="맑은 고딕" w:hAnsi="맑은 고딕" w:eastAsia="맑은 고딕"/>
+          <w:b w:val="0"/>
+          <w:sz w:val="20"/>
+        </w:rPr>
+        <w:t>- 체육지도자 자격 확인 및 성범죄·아동학대 관련 취업제한 조회 실시 건수와 적발·조치 내역</w:t>
+      </w:r>
+    </w:p>
+    <w:p>
+      <w:pPr>
+        <w:spacing w:after="0" w:before="0" w:line="324" w:lineRule="auto"/>
+        <w:ind w:left="510"/>
+      </w:pPr>
+      <w:r>
+        <w:rPr>
+          <w:rFonts w:ascii="맑은 고딕" w:hAnsi="맑은 고딕" w:eastAsia="맑은 고딕"/>
+          <w:b w:val="0"/>
+          <w:sz w:val="20"/>
+        </w:rPr>
+        <w:t>- 최근 3년 도장·종목단체에서 발생한 성범죄·아동학대 사건 접수와 처리 결과(스포츠윤리센터 이첩 포함)</w:t>
+      </w:r>
+    </w:p>
+    <w:p>
+      <w:pPr>
+        <w:spacing w:after="0" w:before="0" w:line="324" w:lineRule="auto"/>
+        <w:ind w:left="510"/>
+      </w:pPr>
+      <w:r>
+        <w:rPr>
+          <w:rFonts w:ascii="맑은 고딕" w:hAnsi="맑은 고딕" w:eastAsia="맑은 고딕"/>
+          <w:b w:val="0"/>
+          <w:sz w:val="20"/>
+        </w:rPr>
+        <w:t>- 지도자·관장 대상 인권교육 의무 여부, 대상 인원 대비 이수율</w:t>
+      </w:r>
+    </w:p>
+    <w:p>
+      <w:pPr>
+        <w:spacing w:after="0" w:before="0" w:line="324" w:lineRule="auto"/>
+        <w:ind w:left="510"/>
+      </w:pPr>
+      <w:r>
+        <w:rPr>
+          <w:rFonts w:ascii="맑은 고딕" w:hAnsi="맑은 고딕" w:eastAsia="맑은 고딕"/>
+          <w:b w:val="0"/>
+          <w:sz w:val="20"/>
+        </w:rPr>
+        <w:t>- 피해자 지원·상담 연계 절차와 실제 지원 실적</w:t>
+      </w:r>
+    </w:p>
+    <w:p>
+      <w:pPr>
+        <w:spacing w:after="0" w:before="0" w:line="324" w:lineRule="auto"/>
+        <w:ind w:left="510"/>
+      </w:pPr>
+      <w:r>
+        <w:rPr>
+          <w:rFonts w:ascii="맑은 고딕" w:hAnsi="맑은 고딕" w:eastAsia="맑은 고딕"/>
+          <w:b w:val="0"/>
+          <w:sz w:val="20"/>
+        </w:rPr>
+        <w:t>- 사건 발생 도장에 대한 시군체육회·종목단체의 조치(제명·자격정지 등) 내역</w:t>
+      </w:r>
+    </w:p>
+    <w:p>
+      <w:pPr>
+        <w:spacing w:after="40" w:before="0" w:line="324" w:lineRule="auto"/>
+      </w:pPr>
+    </w:p>
+    <w:p>
+      <w:pPr>
+        <w:spacing w:after="0" w:before="0" w:line="324" w:lineRule="auto"/>
+        <w:ind w:left="113"/>
+      </w:pPr>
+      <w:r>
+        <w:rPr>
+          <w:rFonts w:ascii="맑은 고딕" w:hAnsi="맑은 고딕" w:eastAsia="맑은 고딕"/>
+          <w:b/>
+          <w:sz w:val="21"/>
+        </w:rPr>
+        <w:t>[도체육회-6] ∘ 시군체육회·가맹단체 보조금 정산 및 사례비 세무 처리 점검 현황 (2024~2026. 10.)</w:t>
+      </w:r>
+    </w:p>
+    <w:p>
+      <w:pPr>
+        <w:spacing w:after="0" w:before="0" w:line="324" w:lineRule="auto"/>
+        <w:ind w:left="510"/>
+      </w:pPr>
+      <w:r>
+        <w:rPr>
+          <w:rFonts w:ascii="맑은 고딕" w:hAnsi="맑은 고딕" w:eastAsia="맑은 고딕"/>
+          <w:b w:val="0"/>
+          <w:sz w:val="20"/>
+        </w:rPr>
+        <w:t>- 시군체육회·종목단체별 보조금 교부액과 정산 완료·지연 현황</w:t>
+      </w:r>
+    </w:p>
+    <w:p>
+      <w:pPr>
+        <w:spacing w:after="0" w:before="0" w:line="324" w:lineRule="auto"/>
+        <w:ind w:left="510"/>
+      </w:pPr>
+      <w:r>
+        <w:rPr>
+          <w:rFonts w:ascii="맑은 고딕" w:hAnsi="맑은 고딕" w:eastAsia="맑은 고딕"/>
+          <w:b w:val="0"/>
+          <w:sz w:val="20"/>
+        </w:rPr>
+        <w:t>- 심판수당·강사료 등 사례비 지급 시 원천징수 이행 여부 점검 결과</w:t>
+      </w:r>
+    </w:p>
+    <w:p>
+      <w:pPr>
+        <w:spacing w:after="0" w:before="0" w:line="324" w:lineRule="auto"/>
+        <w:ind w:left="510"/>
+      </w:pPr>
+      <w:r>
+        <w:rPr>
+          <w:rFonts w:ascii="맑은 고딕" w:hAnsi="맑은 고딕" w:eastAsia="맑은 고딕"/>
+          <w:b w:val="0"/>
+          <w:sz w:val="20"/>
+        </w:rPr>
+        <w:t>- 점검에서 확인된 부적정 집행 건수와 환수·시정 조치 내역</w:t>
+      </w:r>
+    </w:p>
+    <w:p>
+      <w:pPr>
+        <w:spacing w:after="0" w:before="0" w:line="324" w:lineRule="auto"/>
+        <w:ind w:left="510"/>
+      </w:pPr>
+      <w:r>
+        <w:rPr>
+          <w:rFonts w:ascii="맑은 고딕" w:hAnsi="맑은 고딕" w:eastAsia="맑은 고딕"/>
+          <w:b w:val="0"/>
+          <w:sz w:val="20"/>
+        </w:rPr>
+        <w:t>- 정산 지연·미이행 단체에 대한 제재(교부 중단, 관리단체 지정 등) 기준과 적용 사례</w:t>
       </w:r>
     </w:p>
     <w:p>
